--- a/docs/Fase 2/Evidencias Proyecto (Version Agil)/Documento 04 - Definition of Done.docx
+++ b/docs/Fase 2/Evidencias Proyecto (Version Agil)/Documento 04 - Definition of Done.docx
@@ -31,7 +31,7 @@
             <w:tblLook w:val="04A0" w:firstRow="1" w:lastRow="0" w:firstColumn="1" w:lastColumn="0" w:noHBand="0" w:noVBand="1"/>
           </w:tblPr>
           <w:tblGrid>
-            <w:gridCol w:w="8838"/>
+            <w:gridCol w:w="9054"/>
           </w:tblGrid>
           <w:tr>
             <w:trPr>
@@ -268,13 +268,12 @@
                   <w:rFonts w:cstheme="minorHAnsi"/>
                   <w:b/>
                   <w:bCs/>
-                  <w:color w:val="FF0000"/>
                 </w:rPr>
                 <w:alias w:val="Fecha"/>
                 <w:id w:val="516659546"/>
+                <w:showingPlcHdr/>
                 <w:dataBinding w:prefixMappings="xmlns:ns0='http://schemas.microsoft.com/office/2006/coverPageProps'" w:xpath="/ns0:CoverPageProperties[1]/ns0:PublishDate[1]" w:storeItemID="{55AF091B-3C7A-41E3-B477-F2FDAA23CFDA}"/>
                 <w:date>
-                  <w:dateFormat w:val="dd/MM/yyyy"/>
                   <w:lid w:val="es-ES"/>
                   <w:storeMappedDataAs w:val="dateTime"/>
                   <w:calendar w:val="gregorian"/>
@@ -301,9 +300,8 @@
                         <w:rFonts w:cstheme="minorHAnsi"/>
                         <w:b/>
                         <w:bCs/>
-                        <w:color w:val="FF0000"/>
                       </w:rPr>
-                      <w:t>[Seleccionar fecha]</w:t>
+                      <w:t xml:space="preserve">     </w:t>
                     </w:r>
                   </w:p>
                 </w:tc>
@@ -334,7 +332,7 @@
             <w:tblLook w:val="04A0" w:firstRow="1" w:lastRow="0" w:firstColumn="1" w:lastColumn="0" w:noHBand="0" w:noVBand="1"/>
           </w:tblPr>
           <w:tblGrid>
-            <w:gridCol w:w="8838"/>
+            <w:gridCol w:w="9054"/>
           </w:tblGrid>
           <w:tr>
             <w:sdt>
@@ -2849,19 +2847,7 @@
         <w:rPr>
           <w:lang w:val="es-ES" w:eastAsia="es-ES"/>
         </w:rPr>
-        <w:t>Como desarrollador, quiero definir el modelo de base</w:t>
-      </w:r>
-      <w:r>
-        <w:rPr>
-          <w:lang w:val="es-ES" w:eastAsia="es-ES"/>
-        </w:rPr>
-        <w:t xml:space="preserve"> de datos</w:t>
-      </w:r>
-      <w:r>
-        <w:rPr>
-          <w:lang w:val="es-ES" w:eastAsia="es-ES"/>
-        </w:rPr>
-        <w:t xml:space="preserve"> (empresas, tableros, usuarios), para soportar el monitoreo multi-tenant desde el inicio del proyecto.</w:t>
+        <w:t>Como desarrollador, quiero definir el modelo de datos base (empresas, tableros, usuarios), para soportar el monitoreo multi-tenant desde el inicio del proyecto.</w:t>
       </w:r>
     </w:p>
     <w:p>
@@ -4262,6 +4248,214 @@
           <w:lang w:val="es-ES" w:eastAsia="es-ES"/>
         </w:rPr>
         <w:t>La documentación técnica final fue revisada y aprobada antes de la entrega del proyecto.</w:t>
+      </w:r>
+    </w:p>
+    <w:p>
+      <w:pPr>
+        <w:pStyle w:val="Ttulo2"/>
+      </w:pPr>
+      <w:r>
+        <w:t>Historia 009</w:t>
+      </w:r>
+    </w:p>
+    <w:p>
+      <w:pPr>
+        <w:pStyle w:val="Ttulo3"/>
+      </w:pPr>
+      <w:r>
+        <w:t>Definición</w:t>
+      </w:r>
+    </w:p>
+    <w:p>
+      <w:pPr>
+        <w:rPr>
+          <w:lang w:val="es-ES" w:eastAsia="es-ES"/>
+        </w:rPr>
+      </w:pPr>
+      <w:r>
+        <w:rPr>
+          <w:lang w:val="es-ES" w:eastAsia="es-ES"/>
+        </w:rPr>
+        <w:t>Como responsable técnico de una empresa, quiero visualizar la temperatura general del tablero medida por un sensor PT100, para detectar sobrecalentamiento del tablero completo además de las variables eléctricas.</w:t>
+      </w:r>
+    </w:p>
+    <w:p>
+      <w:pPr>
+        <w:pStyle w:val="Ttulo3"/>
+      </w:pPr>
+      <w:r>
+        <w:t>DoD de Negocio</w:t>
+      </w:r>
+    </w:p>
+    <w:p>
+      <w:pPr>
+        <w:pStyle w:val="Prrafodelista"/>
+        <w:numPr>
+          <w:ilvl w:val="0"/>
+          <w:numId w:val="15"/>
+        </w:numPr>
+        <w:rPr>
+          <w:lang w:val="es-ES" w:eastAsia="es-ES"/>
+        </w:rPr>
+      </w:pPr>
+      <w:r>
+        <w:rPr>
+          <w:lang w:val="es-ES" w:eastAsia="es-ES"/>
+        </w:rPr>
+        <w:t>El sistema debe registrar la temperatura del tablero en cada medición recibida desde el sensor PT100.</w:t>
+      </w:r>
+    </w:p>
+    <w:p>
+      <w:pPr>
+        <w:pStyle w:val="Prrafodelista"/>
+        <w:numPr>
+          <w:ilvl w:val="0"/>
+          <w:numId w:val="15"/>
+        </w:numPr>
+        <w:rPr>
+          <w:lang w:val="es-ES" w:eastAsia="es-ES"/>
+        </w:rPr>
+      </w:pPr>
+      <w:r>
+        <w:rPr>
+          <w:lang w:val="es-ES" w:eastAsia="es-ES"/>
+        </w:rPr>
+        <w:t>El sistema debe permitir configurar un umbral de temperatura independiente para cada tablero.</w:t>
+      </w:r>
+    </w:p>
+    <w:p>
+      <w:pPr>
+        <w:pStyle w:val="Prrafodelista"/>
+        <w:numPr>
+          <w:ilvl w:val="0"/>
+          <w:numId w:val="15"/>
+        </w:numPr>
+        <w:rPr>
+          <w:lang w:val="es-ES" w:eastAsia="es-ES"/>
+        </w:rPr>
+      </w:pPr>
+      <w:r>
+        <w:rPr>
+          <w:lang w:val="es-ES" w:eastAsia="es-ES"/>
+        </w:rPr>
+        <w:t>El sistema debe generar una alerta visible cuando la temperatura registrada supere el umbral configurado.</w:t>
+      </w:r>
+    </w:p>
+    <w:p>
+      <w:pPr>
+        <w:pStyle w:val="Prrafodelista"/>
+        <w:numPr>
+          <w:ilvl w:val="0"/>
+          <w:numId w:val="15"/>
+        </w:numPr>
+        <w:rPr>
+          <w:lang w:val="es-ES" w:eastAsia="es-ES"/>
+        </w:rPr>
+      </w:pPr>
+      <w:r>
+        <w:rPr>
+          <w:lang w:val="es-ES" w:eastAsia="es-ES"/>
+        </w:rPr>
+        <w:lastRenderedPageBreak/>
+        <w:t>El sistema no debe omitir el registro de temperatura cuando el sensor se encuentre disponible.</w:t>
+      </w:r>
+    </w:p>
+    <w:p>
+      <w:pPr>
+        <w:pStyle w:val="Prrafodelista"/>
+        <w:numPr>
+          <w:ilvl w:val="0"/>
+          <w:numId w:val="15"/>
+        </w:numPr>
+        <w:rPr>
+          <w:lang w:val="es-ES" w:eastAsia="es-ES"/>
+        </w:rPr>
+      </w:pPr>
+      <w:r>
+        <w:rPr>
+          <w:lang w:val="es-ES" w:eastAsia="es-ES"/>
+        </w:rPr>
+        <w:t>La temperatura registrada debe quedar disponible en el historial de mediciones del tablero.</w:t>
+      </w:r>
+    </w:p>
+    <w:p>
+      <w:pPr>
+        <w:pStyle w:val="Ttulo3"/>
+      </w:pPr>
+      <w:r>
+        <w:t>DoD Técnico</w:t>
+      </w:r>
+    </w:p>
+    <w:p>
+      <w:pPr>
+        <w:pStyle w:val="Prrafodelista"/>
+        <w:numPr>
+          <w:ilvl w:val="0"/>
+          <w:numId w:val="16"/>
+        </w:numPr>
+        <w:rPr>
+          <w:lang w:val="es-ES" w:eastAsia="es-ES"/>
+        </w:rPr>
+      </w:pPr>
+      <w:r>
+        <w:rPr>
+          <w:lang w:val="es-ES" w:eastAsia="es-ES"/>
+        </w:rPr>
+        <w:t>El modelo de datos se encuentra documentado, incluyendo la columna temperatura_tablero en la tabla mediciones.</w:t>
+      </w:r>
+    </w:p>
+    <w:p>
+      <w:pPr>
+        <w:pStyle w:val="Prrafodelista"/>
+        <w:numPr>
+          <w:ilvl w:val="0"/>
+          <w:numId w:val="16"/>
+        </w:numPr>
+        <w:rPr>
+          <w:lang w:val="es-ES" w:eastAsia="es-ES"/>
+        </w:rPr>
+      </w:pPr>
+      <w:r>
+        <w:rPr>
+          <w:lang w:val="es-ES" w:eastAsia="es-ES"/>
+        </w:rPr>
+        <w:t>El código de lectura e ingesta del sensor PT100 se encuentra subido a GitHub y validado por pares.</w:t>
+      </w:r>
+    </w:p>
+    <w:p>
+      <w:pPr>
+        <w:pStyle w:val="Prrafodelista"/>
+        <w:numPr>
+          <w:ilvl w:val="0"/>
+          <w:numId w:val="16"/>
+        </w:numPr>
+        <w:rPr>
+          <w:lang w:val="es-ES" w:eastAsia="es-ES"/>
+        </w:rPr>
+      </w:pPr>
+      <w:r>
+        <w:rPr>
+          <w:lang w:val="es-ES" w:eastAsia="es-ES"/>
+        </w:rPr>
+        <w:t>La comparación de la temperatura contra el umbral configurado cuenta con pruebas automatizadas.</w:t>
+      </w:r>
+    </w:p>
+    <w:p>
+      <w:pPr>
+        <w:pStyle w:val="Prrafodelista"/>
+        <w:numPr>
+          <w:ilvl w:val="0"/>
+          <w:numId w:val="16"/>
+        </w:numPr>
+        <w:rPr>
+          <w:lang w:val="es-ES" w:eastAsia="es-ES"/>
+        </w:rPr>
+      </w:pPr>
+      <w:r>
+        <w:rPr>
+          <w:lang w:val="es-ES" w:eastAsia="es-ES"/>
+        </w:rPr>
+        <w:t>El umbral de temperatura fue probado con casos límite antes del despliegue.</w:t>
       </w:r>
     </w:p>
     <w:p>
@@ -4436,37 +4630,12 @@
         <w:text/>
       </w:sdtPr>
       <w:sdtContent>
-        <w:proofErr w:type="spellStart"/>
         <w:r>
           <w:rPr>
             <w:rFonts w:cstheme="minorHAnsi"/>
             <w:color w:val="FF0000"/>
           </w:rPr>
-          <w:t>Definition</w:t>
-        </w:r>
-        <w:proofErr w:type="spellEnd"/>
-        <w:r>
-          <w:rPr>
-            <w:rFonts w:cstheme="minorHAnsi"/>
-            <w:color w:val="FF0000"/>
-          </w:rPr>
-          <w:t xml:space="preserve"> </w:t>
-        </w:r>
-        <w:proofErr w:type="spellStart"/>
-        <w:r>
-          <w:rPr>
-            <w:rFonts w:cstheme="minorHAnsi"/>
-            <w:color w:val="FF0000"/>
-          </w:rPr>
-          <w:t>of</w:t>
-        </w:r>
-        <w:proofErr w:type="spellEnd"/>
-        <w:r>
-          <w:rPr>
-            <w:rFonts w:cstheme="minorHAnsi"/>
-            <w:color w:val="FF0000"/>
-          </w:rPr>
-          <w:t xml:space="preserve"> Done</w:t>
+          <w:t>Definition of Done</w:t>
         </w:r>
       </w:sdtContent>
     </w:sdt>
@@ -7937,7 +8106,6 @@
     <w:rsid w:val="00252686"/>
     <w:rsid w:val="002835FC"/>
     <w:rsid w:val="002C06A7"/>
-    <w:rsid w:val="004A04C7"/>
     <w:rsid w:val="004F7F49"/>
     <w:rsid w:val="0057410B"/>
     <w:rsid w:val="00592893"/>
@@ -7951,6 +8119,7 @@
     <w:rsid w:val="00960213"/>
     <w:rsid w:val="009B18C0"/>
     <w:rsid w:val="00BD2436"/>
+    <w:rsid w:val="00BF2317"/>
     <w:rsid w:val="00C47BA2"/>
     <w:rsid w:val="00C5036F"/>
     <w:rsid w:val="00C861E5"/>
@@ -7959,7 +8128,7 @@
     <w:rsid w:val="00EC21D5"/>
     <w:rsid w:val="00F03101"/>
     <w:rsid w:val="00F0486C"/>
-    <w:rsid w:val="00FC2AA2"/>
+    <w:rsid w:val="00F34321"/>
   </w:rsids>
   <m:mathPr>
     <m:mathFont m:val="Cambria Math"/>
@@ -8702,7 +8871,7 @@
 
 <file path=customXml/item1.xml><?xml version="1.0" encoding="utf-8"?>
 <CoverPageProperties xmlns="http://schemas.microsoft.com/office/2006/coverPageProps">
-  <PublishDate>[Seleccionar fecha]</PublishDate>
+  <PublishDate/>
   <Abstract>Definition of Done</Abstract>
   <CompanyAddress/>
   <CompanyPhone/>
@@ -8712,6 +8881,10 @@
 </file>
 
 <file path=customXml/item2.xml><?xml version="1.0" encoding="utf-8"?>
+<b:Sources xmlns:b="http://schemas.openxmlformats.org/officeDocument/2006/bibliography" xmlns="http://schemas.openxmlformats.org/officeDocument/2006/bibliography" SelectedStyle="\APA.XSL" StyleName="APA"/>
+</file>
+
+<file path=customXml/item3.xml><?xml version="1.0" encoding="utf-8"?>
 <ct:contentTypeSchema xmlns:ct="http://schemas.microsoft.com/office/2006/metadata/contentType" xmlns:ma="http://schemas.microsoft.com/office/2006/metadata/properties/metaAttributes" ct:_="" ma:_="" ma:contentTypeName="Documento" ma:contentTypeID="0x0101005395107FFD641345A10C8A5ACACB9D20" ma:contentTypeVersion="13" ma:contentTypeDescription="Crear nuevo documento." ma:contentTypeScope="" ma:versionID="7407f70e7181b908656026f379795b2c">
   <xsd:schema xmlns:xsd="http://www.w3.org/2001/XMLSchema" xmlns:xs="http://www.w3.org/2001/XMLSchema" xmlns:p="http://schemas.microsoft.com/office/2006/metadata/properties" xmlns:ns2="e1e7bc46-bed0-459f-9452-a76b1c5b695e" xmlns:ns3="bb8cf7e1-610f-40a0-8f00-126b9d139fde" targetNamespace="http://schemas.microsoft.com/office/2006/metadata/properties" ma:root="true" ma:fieldsID="b29ea8901729e1eaaa4e48e09148c760" ns2:_="" ns3:_="">
     <xsd:import namespace="e1e7bc46-bed0-459f-9452-a76b1c5b695e"/>
@@ -8928,7 +9101,7 @@
 </ct:contentTypeSchema>
 </file>
 
-<file path=customXml/item3.xml><?xml version="1.0" encoding="utf-8"?>
+<file path=customXml/item4.xml><?xml version="1.0" encoding="utf-8"?>
 <?mso-contentType ?>
 <FormTemplates xmlns="http://schemas.microsoft.com/sharepoint/v3/contenttype/forms">
   <Display>DocumentLibraryForm</Display>
@@ -8937,7 +9110,7 @@
 </FormTemplates>
 </file>
 
-<file path=customXml/item4.xml><?xml version="1.0" encoding="utf-8"?>
+<file path=customXml/item5.xml><?xml version="1.0" encoding="utf-8"?>
 <p:properties xmlns:p="http://schemas.microsoft.com/office/2006/metadata/properties" xmlns:xsi="http://www.w3.org/2001/XMLSchema-instance" xmlns:pc="http://schemas.microsoft.com/office/infopath/2007/PartnerControls">
   <documentManagement>
     <lcf76f155ced4ddcb4097134ff3c332f xmlns="e1e7bc46-bed0-459f-9452-a76b1c5b695e">
@@ -8945,10 +9118,6 @@
     </lcf76f155ced4ddcb4097134ff3c332f>
   </documentManagement>
 </p:properties>
-</file>
-
-<file path=customXml/item5.xml><?xml version="1.0" encoding="utf-8"?>
-<b:Sources xmlns:b="http://schemas.openxmlformats.org/officeDocument/2006/bibliography" xmlns="http://schemas.openxmlformats.org/officeDocument/2006/bibliography" SelectedStyle="\APA.XSL" StyleName="APA"/>
 </file>
 
 <file path=customXml/itemProps1.xml><?xml version="1.0" encoding="utf-8"?>
@@ -8960,6 +9129,14 @@
 </file>
 
 <file path=customXml/itemProps2.xml><?xml version="1.0" encoding="utf-8"?>
+<ds:datastoreItem xmlns:ds="http://schemas.openxmlformats.org/officeDocument/2006/customXml" ds:itemID="{BD6EC776-6679-4C69-98E3-6D068EA0A3C9}">
+  <ds:schemaRefs>
+    <ds:schemaRef ds:uri="http://schemas.openxmlformats.org/officeDocument/2006/bibliography"/>
+  </ds:schemaRefs>
+</ds:datastoreItem>
+</file>
+
+<file path=customXml/itemProps3.xml><?xml version="1.0" encoding="utf-8"?>
 <ds:datastoreItem xmlns:ds="http://schemas.openxmlformats.org/officeDocument/2006/customXml" ds:itemID="{444115BD-C1C6-48AD-B714-E1866627071D}">
   <ds:schemaRefs>
     <ds:schemaRef ds:uri="http://schemas.microsoft.com/office/2006/metadata/contentType"/>
@@ -8978,7 +9155,7 @@
 </ds:datastoreItem>
 </file>
 
-<file path=customXml/itemProps3.xml><?xml version="1.0" encoding="utf-8"?>
+<file path=customXml/itemProps4.xml><?xml version="1.0" encoding="utf-8"?>
 <ds:datastoreItem xmlns:ds="http://schemas.openxmlformats.org/officeDocument/2006/customXml" ds:itemID="{EE9AAF0E-D63F-459F-A0FB-CDCE9F728F33}">
   <ds:schemaRefs>
     <ds:schemaRef ds:uri="http://schemas.microsoft.com/sharepoint/v3/contenttype/forms"/>
@@ -8986,7 +9163,7 @@
 </ds:datastoreItem>
 </file>
 
-<file path=customXml/itemProps4.xml><?xml version="1.0" encoding="utf-8"?>
+<file path=customXml/itemProps5.xml><?xml version="1.0" encoding="utf-8"?>
 <ds:datastoreItem xmlns:ds="http://schemas.openxmlformats.org/officeDocument/2006/customXml" ds:itemID="{E1036DFC-1D85-404D-898C-621D06C0EB1C}">
   <ds:schemaRefs>
     <ds:schemaRef ds:uri="http://schemas.microsoft.com/office/2006/metadata/properties"/>
@@ -8994,12 +9171,4 @@
     <ds:schemaRef ds:uri="e1e7bc46-bed0-459f-9452-a76b1c5b695e"/>
   </ds:schemaRefs>
 </ds:datastoreItem>
-</file>
-
-<file path=customXml/itemProps5.xml><?xml version="1.0" encoding="utf-8"?>
-<ds:datastoreItem xmlns:ds="http://schemas.openxmlformats.org/officeDocument/2006/customXml" ds:itemID="{BD6EC776-6679-4C69-98E3-6D068EA0A3C9}">
-  <ds:schemaRefs>
-    <ds:schemaRef ds:uri="http://schemas.openxmlformats.org/officeDocument/2006/bibliography"/>
-  </ds:schemaRefs>
-</ds:datastoreItem>
 </file>
--- a/docs/Fase 2/Evidencias Proyecto (Version Agil)/Documento 04 - Definition of Done.docx
+++ b/docs/Fase 2/Evidencias Proyecto (Version Agil)/Documento 04 - Definition of Done.docx
@@ -31,7 +31,7 @@
             <w:tblLook w:val="04A0" w:firstRow="1" w:lastRow="0" w:firstColumn="1" w:lastColumn="0" w:noHBand="0" w:noVBand="1"/>
           </w:tblPr>
           <w:tblGrid>
-            <w:gridCol w:w="9054"/>
+            <w:gridCol w:w="8838"/>
           </w:tblGrid>
           <w:tr>
             <w:trPr>
@@ -332,7 +332,7 @@
             <w:tblLook w:val="04A0" w:firstRow="1" w:lastRow="0" w:firstColumn="1" w:lastColumn="0" w:noHBand="0" w:noVBand="1"/>
           </w:tblPr>
           <w:tblGrid>
-            <w:gridCol w:w="9054"/>
+            <w:gridCol w:w="8838"/>
           </w:tblGrid>
           <w:tr>
             <w:sdt>
@@ -3075,7 +3075,7 @@
         <w:rPr>
           <w:lang w:val="es-ES" w:eastAsia="es-ES"/>
         </w:rPr>
-        <w:t>El sistema debe asociar cada medición al tablero correspondiente.</w:t>
+        <w:t>El sistema debe asociar cada medición al circuito correspondiente (y, a través de este, al tablero y dispositivo que la generaron).</w:t>
       </w:r>
     </w:p>
     <w:p>
@@ -3472,7 +3472,7 @@
         <w:rPr>
           <w:lang w:val="es-ES" w:eastAsia="es-ES"/>
         </w:rPr>
-        <w:t>El sistema debe comparar cada medición recibida contra el umbral configurado para el tablero.</w:t>
+        <w:t>El sistema debe comparar cada medición recibida contra el umbral configurado al nivel que corresponde a la variable (circuito para corriente, voltaje y potencia; tablero para temperatura).</w:t>
       </w:r>
     </w:p>
     <w:p>
@@ -3544,7 +3544,7 @@
         <w:rPr>
           <w:lang w:val="es-ES" w:eastAsia="es-ES"/>
         </w:rPr>
-        <w:t>El sistema debe permitir configurar el valor del umbral de forma independiente para cada tablero.</w:t>
+        <w:t>El sistema debe permitir configurar el valor del umbral de forma independiente para cada circuito (corriente, voltaje, potencia) o para cada tablero (temperatura), según corresponda.</w:t>
       </w:r>
     </w:p>
     <w:p>
@@ -3588,6 +3588,7 @@
         <w:rPr>
           <w:lang w:val="es-ES" w:eastAsia="es-ES"/>
         </w:rPr>
+        <w:lastRenderedPageBreak/>
         <w:t>El código del motor de comparación y generación de alertas se encuentra subido a GitHub y con su validación de pares.</w:t>
       </w:r>
     </w:p>
@@ -3624,7 +3625,6 @@
         <w:rPr>
           <w:lang w:val="es-ES" w:eastAsia="es-ES"/>
         </w:rPr>
-        <w:lastRenderedPageBreak/>
         <w:t>El mecanismo de generación de alertas fue probado con casos límite del umbral configurado.</w:t>
       </w:r>
     </w:p>
@@ -3967,6 +3967,7 @@
         <w:pStyle w:val="Ttulo3"/>
       </w:pPr>
       <w:r>
+        <w:lastRenderedPageBreak/>
         <w:t>DoD Técnico</w:t>
       </w:r>
     </w:p>
@@ -4003,7 +4004,6 @@
         <w:rPr>
           <w:lang w:val="es-ES" w:eastAsia="es-ES"/>
         </w:rPr>
-        <w:lastRenderedPageBreak/>
         <w:t>El código de validación de acceso se encuentra subido a GitHub y con su validación de pares.</w:t>
       </w:r>
     </w:p>
@@ -4338,6 +4338,7 @@
         <w:rPr>
           <w:lang w:val="es-ES" w:eastAsia="es-ES"/>
         </w:rPr>
+        <w:lastRenderedPageBreak/>
         <w:t>El sistema debe generar una alerta visible cuando la temperatura registrada supere el umbral configurado.</w:t>
       </w:r>
     </w:p>
@@ -4356,7 +4357,6 @@
         <w:rPr>
           <w:lang w:val="es-ES" w:eastAsia="es-ES"/>
         </w:rPr>
-        <w:lastRenderedPageBreak/>
         <w:t>El sistema no debe omitir el registro de temperatura cuando el sensor se encuentre disponible.</w:t>
       </w:r>
     </w:p>
@@ -8106,6 +8106,7 @@
     <w:rsid w:val="00252686"/>
     <w:rsid w:val="002835FC"/>
     <w:rsid w:val="002C06A7"/>
+    <w:rsid w:val="0049500C"/>
     <w:rsid w:val="004F7F49"/>
     <w:rsid w:val="0057410B"/>
     <w:rsid w:val="00592893"/>
@@ -8119,7 +8120,6 @@
     <w:rsid w:val="00960213"/>
     <w:rsid w:val="009B18C0"/>
     <w:rsid w:val="00BD2436"/>
-    <w:rsid w:val="00BF2317"/>
     <w:rsid w:val="00C47BA2"/>
     <w:rsid w:val="00C5036F"/>
     <w:rsid w:val="00C861E5"/>
@@ -8128,7 +8128,7 @@
     <w:rsid w:val="00EC21D5"/>
     <w:rsid w:val="00F03101"/>
     <w:rsid w:val="00F0486C"/>
-    <w:rsid w:val="00F34321"/>
+    <w:rsid w:val="00F74A47"/>
   </w:rsids>
   <m:mathPr>
     <m:mathFont m:val="Cambria Math"/>
